--- a/NHI-Governance-Report.docx
+++ b/NHI-Governance-Report.docx
@@ -2730,11 +2730,7 @@
       <w:t xml:space="preserve"> </w:t>
     </w:r>
     <w:r>
-      <w:t>2021</w:t>
-    </w:r>
-    <w:r>
-      <w:noBreakHyphen/>
-      <w:t>22</w:t>
+      <w:t>2025-26</w:t>
     </w:r>
     <w:r>
       <w:tab/>
@@ -3142,10 +3138,10 @@
       <w:t>Human Identity Governance Agent</w:t>
     </w:r>
     <w:r>
-      <w:t xml:space="preserve">                                                                                    Introductio</w:t>
-    </w:r>
-    <w:r>
-      <w:t>n</w:t>
+      <w:t xml:space="preserve">                                                                                    </w:t>
+    </w:r>
+    <w:r>
+      <w:t>References</w:t>
     </w:r>
   </w:p>
 </w:hdr>
